--- a/backend/word/opracowanie pięt.docx
+++ b/backend/word/opracowanie pięt.docx
@@ -5,7 +5,7 @@
     <w:p/>
     <w:p>
       <w:r>
-        <w:t>OPRACOWANIE PIĘT</w:t>
+        <w:t>Opracowanie pięt</w:t>
       </w:r>
     </w:p>
     <w:p/>
@@ -127,10 +127,7 @@
     <w:p>
       <w:r>
         <w:lastRenderedPageBreak/>
-        <w:t>Bezwzględne przeciwwskazania</w:t>
-      </w:r>
-      <w:r>
-        <w:t xml:space="preserve"> do zabiegu:</w:t>
+        <w:t>Bezwzględne przeciwwskazania do zabiegu:</w:t>
       </w:r>
     </w:p>
     <w:p>
@@ -196,10 +193,7 @@
     <w:p/>
     <w:p>
       <w:r>
-        <w:t xml:space="preserve">Wskazówki </w:t>
-      </w:r>
-      <w:r>
-        <w:t>po zabiegu:</w:t>
+        <w:t>Wskazówki po zabiegu:</w:t>
       </w:r>
     </w:p>
     <w:p>

--- a/backend/word/opracowanie pięt.docx
+++ b/backend/word/opracowanie pięt.docx
@@ -48,7 +48,13 @@
     </w:p>
     <w:p>
       <w:r>
-        <w:t>4. Opracowanie pięt przy użyciu pilników, tarki lub frezarki kosmetycznej</w:t>
+        <w:t>4. Opracowanie pięt przy użyciu</w:t>
+      </w:r>
+      <w:r>
+        <w:t xml:space="preserve"> omegi</w:t>
+      </w:r>
+      <w:r>
+        <w:t>, tarki lub frezarki kosmetycznej</w:t>
       </w:r>
     </w:p>
     <w:p>
